--- a/docs/Meeting_Prep_Intake_Form_Eric_Roth_v2.docx
+++ b/docs/Meeting_Prep_Intake_Form_Eric_Roth_v2.docx
@@ -54,7 +54,7 @@
       </w:r>
       <w:r>
         <w:rPr/>
-        <w:t xml:space="preserve"> v2 refresh · May 11, 2026 · LinkedIn invite from Charles still pending acceptance (6 days, no movement) </w:t>
+        <w:t xml:space="preserve"> v2 refresh · May 12, 2026 · Charles LinkedIn outreach sent May 5 · Day 7 no response · Charles nudge trigger May 19 (Day 14) </w:t>
       </w:r>
       <w:r>
         <w:rPr>
@@ -65,7 +65,7 @@
       </w:r>
       <w:r>
         <w:rPr/>
-        <w:t xml:space="preserve"> Filled May 5, 2026 — pre-Personal Bridge field </w:t>
+        <w:t xml:space="preserve"> Filled May 5, 2026 — pre-Personal Bridge field · refreshed May 11 v2 · this refresh May 12 </w:t>
       </w:r>
       <w:r>
         <w:rPr>
@@ -76,7 +76,7 @@
       </w:r>
       <w:r>
         <w:rPr/>
-        <w:t xml:space="preserve"> Personal Bridge field added (Section 2) · status refreshed · CRM Signal Intel updated with Charles-tracker status</w:t>
+        <w:t xml:space="preserve"> Personal Bridge field added (Section 2) · status refreshed to Day 7 · CRM Signal Intel updated · response-gated PE-side coin send-out captured in scratchpad</w:t>
       </w:r>
     </w:p>
     <w:p>
@@ -775,7 +775,7 @@
                 <w:szCs w:val="24"/>
                 <w:lang w:val="en-US" w:eastAsia="en-US" w:bidi="ar-SA"/>
               </w:rPr>
-              <w:t>Charles Layne direct LinkedIn outreach · sent May 5, 2026 · pending acceptance as of May 11 (6 days, no movement). If still pending May 19, Charles to consider follow-up nudge or alternative MidOcean contact.</w:t>
+              <w:t>Charles Layne direct LinkedIn outreach · sent May 5, 2026 · Day 7 no response as of May 12. Charles nudge trigger May 19 (Day 14). If still pending after Day 14, consider channel switch (email, phone) or pivot to alternative MidOcean operating partner.</w:t>
             </w:r>
           </w:p>
         </w:tc>
@@ -971,7 +971,33 @@
                 <w:szCs w:val="24"/>
                 <w:lang w:val="en-US" w:eastAsia="en-US" w:bidi="ar-SA"/>
               </w:rPr>
-              <w:t>Two anchor signals: (1) Eric’s published quote on Bob Myers Operating Partner announcement (Aug 2021) — “drive digital transformation across our portfolio” — already used as the invitation-quote opener in the May 5 prep doc. (2) Eric’s broader public thesis on “Davids vs. Goliaths” middle-market consumer/business services investing (Unpacking the Digital Shelf podcast). (3) MidOcean’s 2025 strategic direction — Eric leads Structured Equity Solutions strategy in addition to private equity.</w:t>
+              <w:t xml:space="preserve">Two anchor signals: (1) Eric’s published quote on Bob Myers Operating Partner announcement (Aug 2021) — “drive digital transformation across our portfolio” — already used as the invitation-quote opener in the May 5 prep doc. (2) Eric’s broader public thesis on “Davids vs. Goliaths” middle-market consumer/business services investing (Unpacking the Digital Shelf podcast). (3) MidOcean’s 2025 strategic direction — Eric leads Structured Equity Solutions strategy in addition to private equity. </w:t>
+            </w:r>
+            <w:r>
+              <w:rPr>
+                <w:rFonts w:eastAsia="Cambria" w:cs=""/>
+                <w:b/>
+                <w:bCs/>
+                <w:i/>
+                <w:iCs/>
+                <w:kern w:val="0"/>
+                <w:sz w:val="24"/>
+                <w:szCs w:val="24"/>
+                <w:lang w:val="en-US" w:eastAsia="en-US" w:bidi="ar-SA"/>
+              </w:rPr>
+              <w:t>(4) MAY 12 CONFIRMATION: Eric Roth is named as the Deal Lead on the Empower Brands investment on MidOcean’s official portfolio page</w:t>
+            </w:r>
+            <w:r>
+              <w:rPr>
+                <w:rFonts w:eastAsia="Cambria" w:cs=""/>
+                <w:i/>
+                <w:iCs/>
+                <w:kern w:val="0"/>
+                <w:sz w:val="24"/>
+                <w:szCs w:val="24"/>
+                <w:lang w:val="en-US" w:eastAsia="en-US" w:bidi="ar-SA"/>
+              </w:rPr>
+              <w:t xml:space="preserve"> (midoceanpartners.com/our-business/portfolio-companies/empower-brands). That makes him not just an MD at MidOcean — he’s the named human partner for Empower from 2020 investment through current exit-window phase. The Empower conversation is his to lead from the PE side.</w:t>
             </w:r>
           </w:p>
         </w:tc>
@@ -2433,7 +2459,33 @@
                 <w:szCs w:val="24"/>
                 <w:lang w:val="en-US" w:eastAsia="en-US" w:bidi="ar-SA"/>
               </w:rPr>
-              <w:t>Charles is the relationship; Mike is the operating execution. Important to position Mike as the GTM/operating-side complement to Charles’s CEO-level relationship with MidOcean, not as a vendor flying in. Charles’s portfolio-language framing on the LinkedIn outreach (“running a portco for Accel-KKR, wanted to get his view”) sets the right peer-to-peer tone — maintain that. Eric’s recent (Aug 2021) public quote on Bob Myers becomes the literal opener: “Eric, you said network is your edge. Charles is your network. Let’s use it.” (already baked into existing 4-page Eric Roth Meeting Prep DOCX from May 5)</w:t>
+              <w:t xml:space="preserve">Charles is the relationship; Mike is the operating execution. Important to position Mike as the GTM/operating-side complement to Charles’s CEO-level relationship with MidOcean, not as a vendor flying in. Charles’s portfolio-language framing on the LinkedIn outreach (“running a portco for Accel-KKR, wanted to get his view”) sets the right peer-to-peer tone — maintain that. Eric’s recent (Aug 2021) public quote on Bob Myers becomes the literal opener: “Eric, you said network is your edge. Charles is your network. Let’s use it.” (already baked into existing 4-page Eric Roth Meeting Prep DOCX from May 5). </w:t>
+            </w:r>
+            <w:r>
+              <w:rPr>
+                <w:rFonts w:eastAsia="Cambria" w:cs=""/>
+                <w:b/>
+                <w:bCs/>
+                <w:i/>
+                <w:iCs/>
+                <w:kern w:val="0"/>
+                <w:sz w:val="24"/>
+                <w:szCs w:val="24"/>
+                <w:lang w:val="en-US" w:eastAsia="en-US" w:bidi="ar-SA"/>
+              </w:rPr>
+              <w:t>Response-gated coin send-out:</w:t>
+            </w:r>
+            <w:r>
+              <w:rPr>
+                <w:rFonts w:eastAsia="Cambria" w:cs=""/>
+                <w:i/>
+                <w:iCs/>
+                <w:kern w:val="0"/>
+                <w:sz w:val="24"/>
+                <w:szCs w:val="24"/>
+                <w:lang w:val="en-US" w:eastAsia="en-US" w:bidi="ar-SA"/>
+              </w:rPr>
+              <w:t xml:space="preserve"> when Eric responds to Charles outreach, Charles asks for UPS address in response thread; Velocity GTM coin ships to Eric with brief handwritten note (no America 250 reference required, current coin design is fine).</w:t>
             </w:r>
           </w:p>
         </w:tc>
@@ -2900,7 +2952,7 @@
           <w:i/>
           <w:iCs/>
         </w:rPr>
-        <w:t>Velocity GTM Co LLC · Meeting Prep Intake Form v2 · Eric Roth · MidOcean Partners · Refreshed May 11, 2026</w:t>
+        <w:t>Velocity GTM Co LLC · Meeting Prep Intake Form v2 · Eric Roth · MidOcean Partners · Refreshed May 12, 2026</w:t>
       </w:r>
       <w:bookmarkEnd w:id="12"/>
       <w:bookmarkEnd w:id="13"/>
